--- a/EXPORTS/DOCX/published/niveau3/English/Reinwardt.docx
+++ b/EXPORTS/DOCX/published/niveau3/English/Reinwardt.docx
@@ -226,7 +226,14 @@
           <w:color w:val="000000"/>
           <w:sz w:val="24"/>
         </w:rPr>
-        <w:t>ry and bota</w:t>
+        <w:hyperlink r:id="rId9" w:history="1">
+          <w:r>
+            <w:rPr>
+              <w:rStyle w:val="Hyperlink"/>
+            </w:rPr>
+            <w:t>ry and bota</w:t>
+          </w:r>
+        </w:hyperlink>
       </w:r>
       <w:r>
         <w:rPr>
@@ -3042,7 +3049,7 @@
           <w:sz w:val="24"/>
           <w:u w:val="single"/>
         </w:rPr>
-        <w:hyperlink r:id="rId18" w:history="1">
+        <w:hyperlink r:id="rId20" w:history="1">
           <w:r>
             <w:rPr>
               <w:rStyle w:val="Hyperlink"/>
@@ -3353,9 +3360,15 @@
           <w:i w:val="0"/>
           <w:color w:val="0000FF"/>
           <w:sz w:val="24"/>
-          <w:u w:val="single"/>
-        </w:rPr>
-        <w:t>l</w:t>
+        </w:rPr>
+        <w:hyperlink r:id="rId22" w:history="1">
+          <w:r>
+            <w:rPr>
+              <w:rStyle w:val="Hyperlink"/>
+            </w:rPr>
+            <w:t>l</w:t>
+          </w:r>
+        </w:hyperlink>
       </w:r>
       <w:r>
         <w:rPr>
@@ -3854,14 +3867,7 @@
           <w:color w:val="000000"/>
           <w:sz w:val="24"/>
         </w:rPr>
-        <w:hyperlink r:id="rId24" w:history="1">
-          <w:r>
-            <w:rPr>
-              <w:rStyle w:val="Hyperlink"/>
-            </w:rPr>
-            <w:t xml:space="preserve">, </w:t>
-          </w:r>
-        </w:hyperlink>
+        <w:t xml:space="preserve">, </w:t>
       </w:r>
       <w:r>
         <w:rPr>
@@ -4418,7 +4424,7 @@
           <w:sz w:val="24"/>
           <w:u w:val="single"/>
         </w:rPr>
-        <w:hyperlink r:id="rId27" w:history="1">
+        <w:hyperlink r:id="rId26" w:history="1">
           <w:r>
             <w:rPr>
               <w:rStyle w:val="Hyperlink"/>
@@ -4447,7 +4453,7 @@
           <w:sz w:val="24"/>
           <w:u w:val="single"/>
         </w:rPr>
-        <w:hyperlink r:id="rId27" w:history="1">
+        <w:hyperlink r:id="rId26" w:history="1">
           <w:r>
             <w:rPr>
               <w:rStyle w:val="Hyperlink"/>
@@ -4635,7 +4641,7 @@
           <w:sz w:val="24"/>
           <w:u w:val="single"/>
         </w:rPr>
-        <w:hyperlink r:id="rId28" w:history="1">
+        <w:hyperlink r:id="rId27" w:history="1">
           <w:r>
             <w:rPr>
               <w:rStyle w:val="Hyperlink"/>
@@ -4664,7 +4670,7 @@
           <w:sz w:val="24"/>
           <w:u w:val="single"/>
         </w:rPr>
-        <w:hyperlink r:id="rId28" w:history="1">
+        <w:hyperlink r:id="rId27" w:history="1">
           <w:r>
             <w:rPr>
               <w:rStyle w:val="Hyperlink"/>
@@ -4772,7 +4778,7 @@
           <w:sz w:val="24"/>
           <w:u w:val="single"/>
         </w:rPr>
-        <w:hyperlink r:id="rId29" w:history="1">
+        <w:hyperlink r:id="rId28" w:history="1">
           <w:r>
             <w:rPr>
               <w:rStyle w:val="Hyperlink"/>
@@ -4790,7 +4796,7 @@
           <w:sz w:val="24"/>
           <w:u w:val="single"/>
         </w:rPr>
-        <w:hyperlink r:id="rId29" w:history="1">
+        <w:hyperlink r:id="rId28" w:history="1">
           <w:r>
             <w:rPr>
               <w:rStyle w:val="Hyperlink"/>
@@ -4898,7 +4904,7 @@
           <w:sz w:val="24"/>
           <w:u w:val="single"/>
         </w:rPr>
-        <w:hyperlink r:id="rId30" w:history="1">
+        <w:hyperlink r:id="rId29" w:history="1">
           <w:r>
             <w:rPr>
               <w:rStyle w:val="Hyperlink"/>
@@ -4927,7 +4933,7 @@
           <w:sz w:val="24"/>
           <w:u w:val="single"/>
         </w:rPr>
-        <w:hyperlink r:id="rId30" w:history="1">
+        <w:hyperlink r:id="rId29" w:history="1">
           <w:r>
             <w:rPr>
               <w:rStyle w:val="Hyperlink"/>

--- a/EXPORTS/DOCX/published/niveau3/English/Reinwardt.docx
+++ b/EXPORTS/DOCX/published/niveau3/English/Reinwardt.docx
@@ -3049,7 +3049,7 @@
           <w:sz w:val="24"/>
           <w:u w:val="single"/>
         </w:rPr>
-        <w:hyperlink r:id="rId20" w:history="1">
+        <w:hyperlink r:id="rId18" w:history="1">
           <w:r>
             <w:rPr>
               <w:rStyle w:val="Hyperlink"/>
@@ -3349,7 +3349,7 @@
             <w:rPr>
               <w:rStyle w:val="Hyperlink"/>
             </w:rPr>
-            <w:t>www.biografischportaal.n</w:t>
+            <w:t>www.biografischportaal.nl</w:t>
           </w:r>
         </w:hyperlink>
       </w:r>
@@ -3360,13 +3360,25 @@
           <w:i w:val="0"/>
           <w:color w:val="0000FF"/>
           <w:sz w:val="24"/>
+          <w:u w:val="single"/>
+        </w:rPr>
+        <w:t>/</w:t>
+      </w:r>
+      <w:r>
+        <w:rPr>
+          <w:rFonts w:ascii="Charis SIL Regular" w:hAnsi="Charis SIL Regular" w:eastAsia="Charis SIL Regular"/>
+          <w:b w:val="0"/>
+          <w:i w:val="0"/>
+          <w:color w:val="0000FF"/>
+          <w:sz w:val="24"/>
+          <w:u w:val="single"/>
         </w:rPr>
         <w:hyperlink r:id="rId22" w:history="1">
           <w:r>
             <w:rPr>
               <w:rStyle w:val="Hyperlink"/>
             </w:rPr>
-            <w:t>l</w:t>
+            <w:t>persoon/4045700</w:t>
           </w:r>
         </w:hyperlink>
       </w:r>
@@ -3378,25 +3390,7 @@
           <w:color w:val="0000FF"/>
           <w:sz w:val="24"/>
         </w:rPr>
-        <w:t>/</w:t>
-      </w:r>
-      <w:r>
-        <w:rPr>
-          <w:rFonts w:ascii="Charis SIL Regular" w:hAnsi="Charis SIL Regular" w:eastAsia="Charis SIL Regular"/>
-          <w:b w:val="0"/>
-          <w:i w:val="0"/>
-          <w:color w:val="0000FF"/>
-          <w:sz w:val="24"/>
-          <w:u w:val="single"/>
-        </w:rPr>
-        <w:hyperlink r:id="rId22" w:history="1">
-          <w:r>
-            <w:rPr>
-              <w:rStyle w:val="Hyperlink"/>
-            </w:rPr>
-            <w:t>persoon/40457008</w:t>
-          </w:r>
-        </w:hyperlink>
+        <w:t>8</w:t>
       </w:r>
     </w:p>
     <w:p>
@@ -3867,7 +3861,14 @@
           <w:color w:val="000000"/>
           <w:sz w:val="24"/>
         </w:rPr>
-        <w:t xml:space="preserve">, </w:t>
+        <w:hyperlink r:id="rId24" w:history="1">
+          <w:r>
+            <w:rPr>
+              <w:rStyle w:val="Hyperlink"/>
+            </w:rPr>
+            <w:t xml:space="preserve">, </w:t>
+          </w:r>
+        </w:hyperlink>
       </w:r>
       <w:r>
         <w:rPr>
@@ -4424,7 +4425,7 @@
           <w:sz w:val="24"/>
           <w:u w:val="single"/>
         </w:rPr>
-        <w:hyperlink r:id="rId26" w:history="1">
+        <w:hyperlink r:id="rId27" w:history="1">
           <w:r>
             <w:rPr>
               <w:rStyle w:val="Hyperlink"/>
@@ -4453,7 +4454,7 @@
           <w:sz w:val="24"/>
           <w:u w:val="single"/>
         </w:rPr>
-        <w:hyperlink r:id="rId26" w:history="1">
+        <w:hyperlink r:id="rId27" w:history="1">
           <w:r>
             <w:rPr>
               <w:rStyle w:val="Hyperlink"/>
@@ -4641,7 +4642,7 @@
           <w:sz w:val="24"/>
           <w:u w:val="single"/>
         </w:rPr>
-        <w:hyperlink r:id="rId27" w:history="1">
+        <w:hyperlink r:id="rId28" w:history="1">
           <w:r>
             <w:rPr>
               <w:rStyle w:val="Hyperlink"/>
@@ -4670,7 +4671,7 @@
           <w:sz w:val="24"/>
           <w:u w:val="single"/>
         </w:rPr>
-        <w:hyperlink r:id="rId27" w:history="1">
+        <w:hyperlink r:id="rId28" w:history="1">
           <w:r>
             <w:rPr>
               <w:rStyle w:val="Hyperlink"/>
@@ -4778,7 +4779,7 @@
           <w:sz w:val="24"/>
           <w:u w:val="single"/>
         </w:rPr>
-        <w:hyperlink r:id="rId28" w:history="1">
+        <w:hyperlink r:id="rId29" w:history="1">
           <w:r>
             <w:rPr>
               <w:rStyle w:val="Hyperlink"/>
@@ -4796,7 +4797,7 @@
           <w:sz w:val="24"/>
           <w:u w:val="single"/>
         </w:rPr>
-        <w:hyperlink r:id="rId28" w:history="1">
+        <w:hyperlink r:id="rId29" w:history="1">
           <w:r>
             <w:rPr>
               <w:rStyle w:val="Hyperlink"/>
@@ -4904,7 +4905,7 @@
           <w:sz w:val="24"/>
           <w:u w:val="single"/>
         </w:rPr>
-        <w:hyperlink r:id="rId29" w:history="1">
+        <w:hyperlink r:id="rId30" w:history="1">
           <w:r>
             <w:rPr>
               <w:rStyle w:val="Hyperlink"/>
@@ -4933,7 +4934,7 @@
           <w:sz w:val="24"/>
           <w:u w:val="single"/>
         </w:rPr>
-        <w:hyperlink r:id="rId29" w:history="1">
+        <w:hyperlink r:id="rId30" w:history="1">
           <w:r>
             <w:rPr>
               <w:rStyle w:val="Hyperlink"/>

--- a/EXPORTS/DOCX/published/niveau3/English/Reinwardt.docx
+++ b/EXPORTS/DOCX/published/niveau3/English/Reinwardt.docx
@@ -2294,7 +2294,7 @@
           <w:sz w:val="24"/>
           <w:u w:val="single"/>
         </w:rPr>
-        <w:t>Scientific research in colonised terr</w:t>
+        <w:t>Scientific research in colonised terri</w:t>
       </w:r>
       <w:r>
         <w:rPr>
@@ -2305,7 +2305,7 @@
           <w:sz w:val="24"/>
           <w:u w:val="single"/>
         </w:rPr>
-        <w:t>i</w:t>
+        <w:t>torie</w:t>
       </w:r>
       <w:r>
         <w:rPr>
@@ -2314,9 +2314,8 @@
           <w:i w:val="0"/>
           <w:color w:val="0000FF"/>
           <w:sz w:val="24"/>
-          <w:u w:val="single"/>
-        </w:rPr>
-        <w:t>tories</w:t>
+        </w:rPr>
+        <w:t>s</w:t>
       </w:r>
       <w:r>
         <w:br/>
@@ -3049,7 +3048,7 @@
           <w:sz w:val="24"/>
           <w:u w:val="single"/>
         </w:rPr>
-        <w:hyperlink r:id="rId18" w:history="1">
+        <w:hyperlink r:id="rId20" w:history="1">
           <w:r>
             <w:rPr>
               <w:rStyle w:val="Hyperlink"/>
@@ -3879,7 +3878,7 @@
           <w:sz w:val="24"/>
           <w:u w:val="single"/>
         </w:rPr>
-        <w:hyperlink r:id="rId24" w:history="1">
+        <w:hyperlink r:id="rId25" w:history="1">
           <w:r>
             <w:rPr>
               <w:rStyle w:val="Hyperlink"/>
@@ -3908,7 +3907,7 @@
           <w:sz w:val="24"/>
           <w:u w:val="single"/>
         </w:rPr>
-        <w:hyperlink r:id="rId24" w:history="1">
+        <w:hyperlink r:id="rId25" w:history="1">
           <w:r>
             <w:rPr>
               <w:rStyle w:val="Hyperlink"/>
@@ -4019,7 +4018,7 @@
           <w:sz w:val="24"/>
           <w:u w:val="single"/>
         </w:rPr>
-        <w:hyperlink r:id="rId25" w:history="1">
+        <w:hyperlink r:id="rId26" w:history="1">
           <w:r>
             <w:rPr>
               <w:rStyle w:val="Hyperlink"/>
@@ -4037,7 +4036,7 @@
           <w:sz w:val="24"/>
           <w:u w:val="single"/>
         </w:rPr>
-        <w:hyperlink r:id="rId25" w:history="1">
+        <w:hyperlink r:id="rId26" w:history="1">
           <w:r>
             <w:rPr>
               <w:rStyle w:val="Hyperlink"/>
@@ -4055,7 +4054,7 @@
           <w:sz w:val="24"/>
           <w:u w:val="single"/>
         </w:rPr>
-        <w:hyperlink r:id="rId25" w:history="1">
+        <w:hyperlink r:id="rId26" w:history="1">
           <w:r>
             <w:rPr>
               <w:rStyle w:val="Hyperlink"/>
@@ -4073,7 +4072,7 @@
           <w:sz w:val="24"/>
           <w:u w:val="single"/>
         </w:rPr>
-        <w:hyperlink r:id="rId25" w:history="1">
+        <w:hyperlink r:id="rId26" w:history="1">
           <w:r>
             <w:rPr>
               <w:rStyle w:val="Hyperlink"/>
@@ -4224,7 +4223,7 @@
           <w:sz w:val="24"/>
           <w:u w:val="single"/>
         </w:rPr>
-        <w:hyperlink r:id="rId26" w:history="1">
+        <w:hyperlink r:id="rId27" w:history="1">
           <w:r>
             <w:rPr>
               <w:rStyle w:val="Hyperlink"/>
@@ -4242,7 +4241,7 @@
           <w:sz w:val="24"/>
           <w:u w:val="single"/>
         </w:rPr>
-        <w:hyperlink r:id="rId26" w:history="1">
+        <w:hyperlink r:id="rId27" w:history="1">
           <w:r>
             <w:rPr>
               <w:rStyle w:val="Hyperlink"/>
@@ -4260,7 +4259,7 @@
           <w:sz w:val="24"/>
           <w:u w:val="single"/>
         </w:rPr>
-        <w:hyperlink r:id="rId26" w:history="1">
+        <w:hyperlink r:id="rId27" w:history="1">
           <w:r>
             <w:rPr>
               <w:rStyle w:val="Hyperlink"/>
@@ -4278,7 +4277,7 @@
           <w:sz w:val="24"/>
           <w:u w:val="single"/>
         </w:rPr>
-        <w:hyperlink r:id="rId26" w:history="1">
+        <w:hyperlink r:id="rId27" w:history="1">
           <w:r>
             <w:rPr>
               <w:rStyle w:val="Hyperlink"/>
@@ -4296,7 +4295,7 @@
           <w:sz w:val="24"/>
           <w:u w:val="single"/>
         </w:rPr>
-        <w:hyperlink r:id="rId26" w:history="1">
+        <w:hyperlink r:id="rId27" w:history="1">
           <w:r>
             <w:rPr>
               <w:rStyle w:val="Hyperlink"/>
@@ -4314,7 +4313,7 @@
           <w:sz w:val="24"/>
           <w:u w:val="single"/>
         </w:rPr>
-        <w:hyperlink r:id="rId26" w:history="1">
+        <w:hyperlink r:id="rId27" w:history="1">
           <w:r>
             <w:rPr>
               <w:rStyle w:val="Hyperlink"/>
@@ -4332,7 +4331,7 @@
           <w:sz w:val="24"/>
           <w:u w:val="single"/>
         </w:rPr>
-        <w:hyperlink r:id="rId26" w:history="1">
+        <w:hyperlink r:id="rId27" w:history="1">
           <w:r>
             <w:rPr>
               <w:rStyle w:val="Hyperlink"/>
@@ -4350,7 +4349,7 @@
           <w:sz w:val="24"/>
           <w:u w:val="single"/>
         </w:rPr>
-        <w:hyperlink r:id="rId26" w:history="1">
+        <w:hyperlink r:id="rId27" w:history="1">
           <w:r>
             <w:rPr>
               <w:rStyle w:val="Hyperlink"/>
@@ -4397,7 +4396,7 @@
           <w:sz w:val="24"/>
           <w:u w:val="single"/>
         </w:rPr>
-        <w:hyperlink r:id="rId26" w:history="1">
+        <w:hyperlink r:id="rId27" w:history="1">
           <w:r>
             <w:rPr>
               <w:rStyle w:val="Hyperlink"/>
@@ -4425,7 +4424,7 @@
           <w:sz w:val="24"/>
           <w:u w:val="single"/>
         </w:rPr>
-        <w:hyperlink r:id="rId27" w:history="1">
+        <w:hyperlink r:id="rId28" w:history="1">
           <w:r>
             <w:rPr>
               <w:rStyle w:val="Hyperlink"/>
@@ -4642,7 +4641,7 @@
           <w:sz w:val="24"/>
           <w:u w:val="single"/>
         </w:rPr>
-        <w:hyperlink r:id="rId28" w:history="1">
+        <w:hyperlink r:id="rId29" w:history="1">
           <w:r>
             <w:rPr>
               <w:rStyle w:val="Hyperlink"/>
@@ -4671,7 +4670,7 @@
           <w:sz w:val="24"/>
           <w:u w:val="single"/>
         </w:rPr>
-        <w:hyperlink r:id="rId28" w:history="1">
+        <w:hyperlink r:id="rId29" w:history="1">
           <w:r>
             <w:rPr>
               <w:rStyle w:val="Hyperlink"/>
@@ -4779,7 +4778,7 @@
           <w:sz w:val="24"/>
           <w:u w:val="single"/>
         </w:rPr>
-        <w:hyperlink r:id="rId29" w:history="1">
+        <w:hyperlink r:id="rId30" w:history="1">
           <w:r>
             <w:rPr>
               <w:rStyle w:val="Hyperlink"/>
@@ -4797,7 +4796,7 @@
           <w:sz w:val="24"/>
           <w:u w:val="single"/>
         </w:rPr>
-        <w:hyperlink r:id="rId29" w:history="1">
+        <w:hyperlink r:id="rId30" w:history="1">
           <w:r>
             <w:rPr>
               <w:rStyle w:val="Hyperlink"/>
@@ -4905,7 +4904,7 @@
           <w:sz w:val="24"/>
           <w:u w:val="single"/>
         </w:rPr>
-        <w:hyperlink r:id="rId30" w:history="1">
+        <w:hyperlink r:id="rId31" w:history="1">
           <w:r>
             <w:rPr>
               <w:rStyle w:val="Hyperlink"/>
@@ -4934,7 +4933,7 @@
           <w:sz w:val="24"/>
           <w:u w:val="single"/>
         </w:rPr>
-        <w:hyperlink r:id="rId30" w:history="1">
+        <w:hyperlink r:id="rId31" w:history="1">
           <w:r>
             <w:rPr>
               <w:rStyle w:val="Hyperlink"/>
